--- a/handoff/오이소창원_확정수치_인구통계_20261006.docx
+++ b/handoff/오이소창원_확정수치_인구통계_20261006.docx
@@ -2467,7 +2467,7 @@
         </w:rPr>
         <w:t xml:space="preserve">창원시 데이터 포털: </w:t>
       </w:r>
-      <w:hyperlink w:history="1" r:id="rId3i2k5fkmbue-bwr4ntxto">
+      <w:hyperlink w:history="1" r:id="rIdhen4_ljmqeilyz8yrdu4s">
         <w:r>
           <w:rPr>
             <w:rStyle w:val="Hyperlink"/>
@@ -2496,7 +2496,7 @@
         </w:rPr>
         <w:t xml:space="preserve">국가데이터처 국내인구이동통계: </w:t>
       </w:r>
-      <w:hyperlink w:history="1" r:id="rIdstmb8irjkayzrlxifqbyp">
+      <w:hyperlink w:history="1" r:id="rId8xhgzqniigu-9b8sl6weo">
         <w:r>
           <w:rPr>
             <w:rStyle w:val="Hyperlink"/>

--- a/handoff/오이소창원_확정수치_인구통계_20261006.docx
+++ b/handoff/오이소창원_확정수치_인구통계_20261006.docx
@@ -2467,7 +2467,7 @@
         </w:rPr>
         <w:t xml:space="preserve">창원시 데이터 포털: </w:t>
       </w:r>
-      <w:hyperlink w:history="1" r:id="rIdhen4_ljmqeilyz8yrdu4s">
+      <w:hyperlink w:history="1" r:id="rIdf9lpgy5f0kpn_e4didlq3">
         <w:r>
           <w:rPr>
             <w:rStyle w:val="Hyperlink"/>
@@ -2496,7 +2496,7 @@
         </w:rPr>
         <w:t xml:space="preserve">국가데이터처 국내인구이동통계: </w:t>
       </w:r>
-      <w:hyperlink w:history="1" r:id="rId8xhgzqniigu-9b8sl6weo">
+      <w:hyperlink w:history="1" r:id="rIdrikfavz1cqaqizi0fxe7k">
         <w:r>
           <w:rPr>
             <w:rStyle w:val="Hyperlink"/>
